--- a/ind/docx/21.content.docx
+++ b/ind/docx/21.content.docx
@@ -19,7 +19,7 @@
         <w:rPr>
           <w:lang w:val="id_ID" w:bidi="id_ID"/>
         </w:rPr>
-        <w:t>Resource: Tyndale Open Study Notes</w:t>
+        <w:t>Resource: Aquifer Open Study Notes (Book Intros)</w:t>
       </w:r>
       <w:r>
         <w:rPr>
@@ -112,7 +112,7 @@
         <w:rPr>
           <w:lang w:val="id_ID" w:bidi="id_ID"/>
         </w:rPr>
-        <w:t>Tyndale Open Study Notes</w:t>
+        <w:t>Aquifer Open Study Notes (Book Intros)</w:t>
       </w:r>
     </w:p>
     <w:p>

--- a/ind/docx/21.content.docx
+++ b/ind/docx/21.content.docx
@@ -283,36 +283,24 @@
         </w:rPr>
         <w:t>Kitab Pengkhotbah adalah sebuah wacana atau serangkaian wacana yang mengeksplorasi nilai kehidupan dan segala isinya serta tindakan yang seharusnya dilakukan oleh orang-orang. Koleksi ini diawali dengan prolog yang sangat singkat dari editor (</w:t>
       </w:r>
-      <w:hyperlink r:id="rId13">
-        <w:r>
-          <w:rPr>
-            <w:lang w:val="id_ID" w:bidi="id_ID"/>
-          </w:rPr>
-          <w:rPr>
-            <w:color w:val="0000EE"/>
-            <w:u w:val="single"/>
-          </w:rPr>
-          <w:t>Pkh. 1:1</w:t>
-        </w:r>
-      </w:hyperlink>
+      <w:r>
+        <w:rPr>
+          <w:lang w:val="id_ID" w:bidi="id_ID"/>
+        </w:rPr>
+        <w:t>Pkh. 1:1</w:t>
+      </w:r>
       <w:r>
         <w:rPr>
           <w:lang w:val="id_ID" w:bidi="id_ID"/>
         </w:rPr>
         <w:t>) dan diakhiri dengan epilog serta kesimpulannya (</w:t>
       </w:r>
-      <w:hyperlink r:id="rId14">
-        <w:r>
-          <w:rPr>
-            <w:lang w:val="id_ID" w:bidi="id_ID"/>
-          </w:rPr>
-          <w:rPr>
-            <w:color w:val="0000EE"/>
-            <w:u w:val="single"/>
-          </w:rPr>
-          <w:t>Pkh. 12:9–14</w:t>
-        </w:r>
-      </w:hyperlink>
+      <w:r>
+        <w:rPr>
+          <w:lang w:val="id_ID" w:bidi="id_ID"/>
+        </w:rPr>
+        <w:t>Pkh. 12:9–14</w:t>
+      </w:r>
       <w:r>
         <w:rPr>
           <w:lang w:val="id_ID" w:bidi="id_ID"/>
@@ -346,18 +334,12 @@
         </w:rPr>
         <w:t xml:space="preserve"> (“uap,” sering diterjemahkan sebagai “sia-sia”). Dia membahas bagaimana manusia harus menghadapi keadaan hidup di dunia yang berada di bawah kekuasaan Allah yang berdaulat. Diskusi ini dirangkum oleh penyunting kitab di bagian akhir: “Akhir kata dari segala yang didengar ialah: takutlah akan Allah dan berpeganglah pada perintah-perintah-Nya, karena ini adalah kewajiban setiap orang. Karena Allah akan membawa setiap perbuatan ke pengadilan yang berlaku atas segala sesuatu yang tersembunyi, entah itu baik, entah itu jahat.” (</w:t>
       </w:r>
-      <w:hyperlink r:id="rId15">
-        <w:r>
-          <w:rPr>
-            <w:lang w:val="id_ID" w:bidi="id_ID"/>
-          </w:rPr>
-          <w:rPr>
-            <w:color w:val="0000EE"/>
-            <w:u w:val="single"/>
-          </w:rPr>
-          <w:t>Pkh. 12:13–14</w:t>
-        </w:r>
-      </w:hyperlink>
+      <w:r>
+        <w:rPr>
+          <w:lang w:val="id_ID" w:bidi="id_ID"/>
+        </w:rPr>
+        <w:t>Pkh. 12:13–14</w:t>
+      </w:r>
       <w:r>
         <w:rPr>
           <w:lang w:val="id_ID" w:bidi="id_ID"/>
@@ -389,126 +371,84 @@
         </w:rPr>
         <w:t xml:space="preserve">Pembicara utama diidentifikasi sebagai seorang raja, "Pengkhotbah," dan anak Daud (lihat </w:t>
       </w:r>
-      <w:hyperlink r:id="rId13">
-        <w:r>
-          <w:rPr>
-            <w:lang w:val="id_ID" w:bidi="id_ID"/>
-          </w:rPr>
-          <w:rPr>
-            <w:color w:val="0000EE"/>
-            <w:u w:val="single"/>
-          </w:rPr>
-          <w:t>Pkh. 1:1</w:t>
-        </w:r>
-      </w:hyperlink>
+      <w:r>
+        <w:rPr>
+          <w:lang w:val="id_ID" w:bidi="id_ID"/>
+        </w:rPr>
+        <w:t>Pkh. 1:1</w:t>
+      </w:r>
       <w:r>
         <w:rPr>
           <w:lang w:val="id_ID" w:bidi="id_ID"/>
         </w:rPr>
         <w:t xml:space="preserve">, </w:t>
       </w:r>
-      <w:hyperlink r:id="rId16">
-        <w:r>
-          <w:rPr>
-            <w:lang w:val="id_ID" w:bidi="id_ID"/>
-          </w:rPr>
-          <w:rPr>
-            <w:color w:val="0000EE"/>
-            <w:u w:val="single"/>
-          </w:rPr>
-          <w:t>12</w:t>
-        </w:r>
-      </w:hyperlink>
+      <w:r>
+        <w:rPr>
+          <w:lang w:val="id_ID" w:bidi="id_ID"/>
+        </w:rPr>
+        <w:t>12</w:t>
+      </w:r>
       <w:r>
         <w:rPr>
           <w:lang w:val="id_ID" w:bidi="id_ID"/>
         </w:rPr>
         <w:t xml:space="preserve">, </w:t>
       </w:r>
-      <w:hyperlink r:id="rId17">
-        <w:r>
-          <w:rPr>
-            <w:lang w:val="id_ID" w:bidi="id_ID"/>
-          </w:rPr>
-          <w:rPr>
-            <w:color w:val="0000EE"/>
-            <w:u w:val="single"/>
-          </w:rPr>
-          <w:t>16</w:t>
-        </w:r>
-      </w:hyperlink>
+      <w:r>
+        <w:rPr>
+          <w:lang w:val="id_ID" w:bidi="id_ID"/>
+        </w:rPr>
+        <w:t>16</w:t>
+      </w:r>
       <w:r>
         <w:rPr>
           <w:lang w:val="id_ID" w:bidi="id_ID"/>
         </w:rPr>
         <w:t xml:space="preserve">; </w:t>
       </w:r>
-      <w:hyperlink r:id="rId18">
-        <w:r>
-          <w:rPr>
-            <w:lang w:val="id_ID" w:bidi="id_ID"/>
-          </w:rPr>
-          <w:rPr>
-            <w:color w:val="0000EE"/>
-            <w:u w:val="single"/>
-          </w:rPr>
-          <w:t>2:7</w:t>
-        </w:r>
-      </w:hyperlink>
+      <w:r>
+        <w:rPr>
+          <w:lang w:val="id_ID" w:bidi="id_ID"/>
+        </w:rPr>
+        <w:t>2:7</w:t>
+      </w:r>
       <w:r>
         <w:rPr>
           <w:lang w:val="id_ID" w:bidi="id_ID"/>
         </w:rPr>
         <w:t xml:space="preserve">, </w:t>
       </w:r>
-      <w:hyperlink r:id="rId19">
-        <w:r>
-          <w:rPr>
-            <w:lang w:val="id_ID" w:bidi="id_ID"/>
-          </w:rPr>
-          <w:rPr>
-            <w:color w:val="0000EE"/>
-            <w:u w:val="single"/>
-          </w:rPr>
-          <w:t>9</w:t>
-        </w:r>
-      </w:hyperlink>
+      <w:r>
+        <w:rPr>
+          <w:lang w:val="id_ID" w:bidi="id_ID"/>
+        </w:rPr>
+        <w:t>9</w:t>
+      </w:r>
       <w:r>
         <w:rPr>
           <w:lang w:val="id_ID" w:bidi="id_ID"/>
         </w:rPr>
         <w:t>); label-label ini sangat merujuk kepada Salomo. Pidatonya dibingkai dalam komentar pembuka dan penutup dari seorang editor (</w:t>
       </w:r>
-      <w:hyperlink r:id="rId13">
-        <w:r>
-          <w:rPr>
-            <w:lang w:val="id_ID" w:bidi="id_ID"/>
-          </w:rPr>
-          <w:rPr>
-            <w:color w:val="0000EE"/>
-            <w:u w:val="single"/>
-          </w:rPr>
-          <w:t>Pkh. 1:1</w:t>
-        </w:r>
-      </w:hyperlink>
+      <w:r>
+        <w:rPr>
+          <w:lang w:val="id_ID" w:bidi="id_ID"/>
+        </w:rPr>
+        <w:t>Pkh. 1:1</w:t>
+      </w:r>
       <w:r>
         <w:rPr>
           <w:lang w:val="id_ID" w:bidi="id_ID"/>
         </w:rPr>
         <w:t xml:space="preserve">; </w:t>
       </w:r>
-      <w:hyperlink r:id="rId14">
-        <w:r>
-          <w:rPr>
-            <w:lang w:val="id_ID" w:bidi="id_ID"/>
-          </w:rPr>
-          <w:rPr>
-            <w:color w:val="0000EE"/>
-            <w:u w:val="single"/>
-          </w:rPr>
-          <w:t>12:9–14</w:t>
-        </w:r>
-      </w:hyperlink>
+      <w:r>
+        <w:rPr>
+          <w:lang w:val="id_ID" w:bidi="id_ID"/>
+        </w:rPr>
+        <w:t>12:9–14</w:t>
+      </w:r>
       <w:r>
         <w:rPr>
           <w:lang w:val="id_ID" w:bidi="id_ID"/>
@@ -529,54 +469,36 @@
         </w:rPr>
         <w:t xml:space="preserve">Istilah yang diterjemahkan sebagai "Pengkhotbah" (Ibrani Qoheleth) secara harfiah berarti "[orang yang] mengumpulkan suatu pertemuan atau jemaat." Gagasan ini tercermin dalam judul Yunani dari Kitab, Pengkhotbah (dari bahasa Yunani ekklēsia, "pertemuan, jemaat"). Pada setidaknya satu kesempatan, Salomo berbicara di hadapan pertemuan para pemimpin dan wakil suku-suku Israel (lihat </w:t>
       </w:r>
-      <w:hyperlink r:id="rId20">
-        <w:r>
-          <w:rPr>
-            <w:lang w:val="id_ID" w:bidi="id_ID"/>
-          </w:rPr>
-          <w:rPr>
-            <w:color w:val="0000EE"/>
-            <w:u w:val="single"/>
-          </w:rPr>
-          <w:t>2Taw. 5:2–7:7</w:t>
-        </w:r>
-      </w:hyperlink>
+      <w:r>
+        <w:rPr>
+          <w:lang w:val="id_ID" w:bidi="id_ID"/>
+        </w:rPr>
+        <w:t>2Taw. 5:2–7:7</w:t>
+      </w:r>
       <w:r>
         <w:rPr>
           <w:lang w:val="id_ID" w:bidi="id_ID"/>
         </w:rPr>
         <w:t>). Kita juga diberitahu bahwa banyak raja dan duta besar datang untuk mendengarkan Salomo berbicara karena kebijaksanaannya (</w:t>
       </w:r>
-      <w:hyperlink r:id="rId21">
-        <w:r>
-          <w:rPr>
-            <w:lang w:val="id_ID" w:bidi="id_ID"/>
-          </w:rPr>
-          <w:rPr>
-            <w:color w:val="0000EE"/>
-            <w:u w:val="single"/>
-          </w:rPr>
-          <w:t>1Raj. 4:34</w:t>
-        </w:r>
-      </w:hyperlink>
+      <w:r>
+        <w:rPr>
+          <w:lang w:val="id_ID" w:bidi="id_ID"/>
+        </w:rPr>
+        <w:t>1Raj. 4:34</w:t>
+      </w:r>
       <w:r>
         <w:rPr>
           <w:lang w:val="id_ID" w:bidi="id_ID"/>
         </w:rPr>
         <w:t xml:space="preserve">; </w:t>
       </w:r>
-      <w:hyperlink r:id="rId22">
-        <w:r>
-          <w:rPr>
-            <w:lang w:val="id_ID" w:bidi="id_ID"/>
-          </w:rPr>
-          <w:rPr>
-            <w:color w:val="0000EE"/>
-            <w:u w:val="single"/>
-          </w:rPr>
-          <w:t>10:23–24</w:t>
-        </w:r>
-      </w:hyperlink>
+      <w:r>
+        <w:rPr>
+          <w:lang w:val="id_ID" w:bidi="id_ID"/>
+        </w:rPr>
+        <w:t>10:23–24</w:t>
+      </w:r>
       <w:r>
         <w:rPr>
           <w:lang w:val="id_ID" w:bidi="id_ID"/>
@@ -647,18 +569,12 @@
         </w:rPr>
         <w:t>Sang Pengkhotbah mengontekstualisasikan pertanyaan filosofis ini dalam dunia nyata pemerintahan dan kehidupan sehari-hari yang dihadapi oleh para pemimpin dan warga biasa. Pesannya konsisten, dan penyunting kita merangkum implikasinya (</w:t>
       </w:r>
-      <w:hyperlink r:id="rId15">
-        <w:r>
-          <w:rPr>
-            <w:lang w:val="id_ID" w:bidi="id_ID"/>
-          </w:rPr>
-          <w:rPr>
-            <w:color w:val="0000EE"/>
-            <w:u w:val="single"/>
-          </w:rPr>
-          <w:t>Pkh. 12:13–14</w:t>
-        </w:r>
-      </w:hyperlink>
+      <w:r>
+        <w:rPr>
+          <w:lang w:val="id_ID" w:bidi="id_ID"/>
+        </w:rPr>
+        <w:t>Pkh. 12:13–14</w:t>
+      </w:r>
       <w:r>
         <w:rPr>
           <w:lang w:val="id_ID" w:bidi="id_ID"/>
